--- a/BuildingPrimingExperiment/plan.docx
+++ b/BuildingPrimingExperiment/plan.docx
@@ -10,8 +10,8 @@
           <w:rFonts w:ascii="Avenir Book" w:hAnsi="Avenir Book"/>
           <w:b/>
           <w:bCs/>
-          <w:sz w:val="22"/>
-          <w:szCs w:val="22"/>
+          <w:sz w:val="20"/>
+          <w:szCs w:val="20"/>
         </w:rPr>
       </w:pPr>
       <w:r>
@@ -19,8 +19,8 @@
           <w:rFonts w:ascii="Avenir Book" w:hAnsi="Avenir Book"/>
           <w:b/>
           <w:bCs/>
-          <w:sz w:val="22"/>
-          <w:szCs w:val="22"/>
+          <w:sz w:val="20"/>
+          <w:szCs w:val="20"/>
         </w:rPr>
         <w:t>My Experiment Plan</w:t>
       </w:r>
@@ -32,8 +32,8 @@
           <w:rFonts w:ascii="Avenir Book" w:hAnsi="Avenir Book"/>
           <w:b/>
           <w:bCs/>
-          <w:sz w:val="22"/>
-          <w:szCs w:val="22"/>
+          <w:sz w:val="20"/>
+          <w:szCs w:val="20"/>
         </w:rPr>
       </w:pPr>
     </w:p>
@@ -44,8 +44,8 @@
           <w:rFonts w:ascii="Avenir Book" w:hAnsi="Avenir Book"/>
           <w:i/>
           <w:iCs/>
-          <w:sz w:val="22"/>
-          <w:szCs w:val="22"/>
+          <w:sz w:val="20"/>
+          <w:szCs w:val="20"/>
         </w:rPr>
       </w:pPr>
       <w:r>
@@ -53,37 +53,38 @@
           <w:rFonts w:ascii="Avenir Book" w:hAnsi="Avenir Book"/>
           <w:i/>
           <w:iCs/>
-          <w:sz w:val="22"/>
-          <w:szCs w:val="22"/>
-        </w:rPr>
-        <w:t>Priming relationship</w:t>
-      </w:r>
-    </w:p>
-    <w:p>
-      <w:pPr>
-        <w:spacing w:after="0" w:line="240" w:lineRule="auto"/>
-        <w:rPr>
-          <w:rFonts w:ascii="Avenir Book" w:hAnsi="Avenir Book"/>
-          <w:sz w:val="22"/>
-          <w:szCs w:val="22"/>
-        </w:rPr>
-      </w:pPr>
-      <w:r>
-        <w:rPr>
-          <w:rFonts w:ascii="Avenir Book" w:hAnsi="Avenir Book"/>
-          <w:sz w:val="22"/>
-          <w:szCs w:val="22"/>
-        </w:rPr>
-        <w:t>Semantic relationships</w:t>
-      </w:r>
-    </w:p>
-    <w:p>
-      <w:pPr>
-        <w:spacing w:after="0" w:line="240" w:lineRule="auto"/>
-        <w:rPr>
-          <w:rFonts w:ascii="Avenir Book" w:hAnsi="Avenir Book"/>
-          <w:sz w:val="22"/>
-          <w:szCs w:val="22"/>
+          <w:sz w:val="20"/>
+          <w:szCs w:val="20"/>
+        </w:rPr>
+        <w:t>Research Question</w:t>
+      </w:r>
+    </w:p>
+    <w:p>
+      <w:pPr>
+        <w:spacing w:after="0" w:line="240" w:lineRule="auto"/>
+        <w:ind w:left="720"/>
+        <w:rPr>
+          <w:rFonts w:ascii="Avenir Book" w:hAnsi="Avenir Book"/>
+          <w:sz w:val="20"/>
+          <w:szCs w:val="20"/>
+        </w:rPr>
+      </w:pPr>
+      <w:r>
+        <w:rPr>
+          <w:rFonts w:ascii="Avenir Book" w:hAnsi="Avenir Book"/>
+          <w:sz w:val="20"/>
+          <w:szCs w:val="20"/>
+        </w:rPr>
+        <w:t>Do L1 Martian speakers show facilitation for semantically related words in English? (not the best question, but OK)</w:t>
+      </w:r>
+    </w:p>
+    <w:p>
+      <w:pPr>
+        <w:spacing w:after="0" w:line="240" w:lineRule="auto"/>
+        <w:rPr>
+          <w:rFonts w:ascii="Avenir Book" w:hAnsi="Avenir Book"/>
+          <w:sz w:val="20"/>
+          <w:szCs w:val="20"/>
         </w:rPr>
       </w:pPr>
     </w:p>
@@ -94,8 +95,8 @@
           <w:rFonts w:ascii="Avenir Book" w:hAnsi="Avenir Book"/>
           <w:i/>
           <w:iCs/>
-          <w:sz w:val="22"/>
-          <w:szCs w:val="22"/>
+          <w:sz w:val="20"/>
+          <w:szCs w:val="20"/>
         </w:rPr>
       </w:pPr>
       <w:r>
@@ -103,10 +104,10 @@
           <w:rFonts w:ascii="Avenir Book" w:hAnsi="Avenir Book"/>
           <w:i/>
           <w:iCs/>
-          <w:sz w:val="22"/>
-          <w:szCs w:val="22"/>
-        </w:rPr>
-        <w:t>Language(s)</w:t>
+          <w:sz w:val="20"/>
+          <w:szCs w:val="20"/>
+        </w:rPr>
+        <w:t>Priming relationship</w:t>
       </w:r>
     </w:p>
     <w:p>
@@ -115,26 +116,26 @@
         <w:ind w:firstLine="720"/>
         <w:rPr>
           <w:rFonts w:ascii="Avenir Book" w:hAnsi="Avenir Book"/>
-          <w:sz w:val="22"/>
-          <w:szCs w:val="22"/>
-        </w:rPr>
-      </w:pPr>
-      <w:r>
-        <w:rPr>
-          <w:rFonts w:ascii="Avenir Book" w:hAnsi="Avenir Book"/>
-          <w:sz w:val="22"/>
-          <w:szCs w:val="22"/>
-        </w:rPr>
-        <w:t>Martian</w:t>
-      </w:r>
-    </w:p>
-    <w:p>
-      <w:pPr>
-        <w:spacing w:after="0" w:line="240" w:lineRule="auto"/>
-        <w:rPr>
-          <w:rFonts w:ascii="Avenir Book" w:hAnsi="Avenir Book"/>
-          <w:sz w:val="22"/>
-          <w:szCs w:val="22"/>
+          <w:sz w:val="20"/>
+          <w:szCs w:val="20"/>
+        </w:rPr>
+      </w:pPr>
+      <w:r>
+        <w:rPr>
+          <w:rFonts w:ascii="Avenir Book" w:hAnsi="Avenir Book"/>
+          <w:sz w:val="20"/>
+          <w:szCs w:val="20"/>
+        </w:rPr>
+        <w:t>Semantic relationships</w:t>
+      </w:r>
+    </w:p>
+    <w:p>
+      <w:pPr>
+        <w:spacing w:after="0" w:line="240" w:lineRule="auto"/>
+        <w:rPr>
+          <w:rFonts w:ascii="Avenir Book" w:hAnsi="Avenir Book"/>
+          <w:sz w:val="20"/>
+          <w:szCs w:val="20"/>
         </w:rPr>
       </w:pPr>
     </w:p>
@@ -145,8 +146,8 @@
           <w:rFonts w:ascii="Avenir Book" w:hAnsi="Avenir Book"/>
           <w:i/>
           <w:iCs/>
-          <w:sz w:val="22"/>
-          <w:szCs w:val="22"/>
+          <w:sz w:val="20"/>
+          <w:szCs w:val="20"/>
         </w:rPr>
       </w:pPr>
       <w:r>
@@ -154,10 +155,10 @@
           <w:rFonts w:ascii="Avenir Book" w:hAnsi="Avenir Book"/>
           <w:i/>
           <w:iCs/>
-          <w:sz w:val="22"/>
-          <w:szCs w:val="22"/>
-        </w:rPr>
-        <w:t>Participants</w:t>
+          <w:sz w:val="20"/>
+          <w:szCs w:val="20"/>
+        </w:rPr>
+        <w:t>Language(s)</w:t>
       </w:r>
     </w:p>
     <w:p>
@@ -166,110 +167,38 @@
         <w:ind w:firstLine="720"/>
         <w:rPr>
           <w:rFonts w:ascii="Avenir Book" w:hAnsi="Avenir Book"/>
-          <w:sz w:val="22"/>
-          <w:szCs w:val="22"/>
-        </w:rPr>
-      </w:pPr>
-      <w:r>
-        <w:rPr>
-          <w:rFonts w:ascii="Avenir Book" w:hAnsi="Avenir Book"/>
-          <w:sz w:val="22"/>
-          <w:szCs w:val="22"/>
-        </w:rPr>
-        <w:t>Bilinguals who speak Ma</w:t>
-      </w:r>
-      <w:r>
-        <w:rPr>
-          <w:rFonts w:ascii="Avenir Book" w:hAnsi="Avenir Book"/>
-          <w:sz w:val="22"/>
-          <w:szCs w:val="22"/>
-        </w:rPr>
-        <w:t>rtian</w:t>
-      </w:r>
-      <w:r>
-        <w:rPr>
-          <w:rFonts w:ascii="Avenir Book" w:hAnsi="Avenir Book"/>
-          <w:sz w:val="22"/>
-          <w:szCs w:val="22"/>
-        </w:rPr>
-        <w:t xml:space="preserve"> as their L1 and English as their L2</w:t>
-      </w:r>
-    </w:p>
-    <w:p>
-      <w:pPr>
-        <w:spacing w:after="0" w:line="240" w:lineRule="auto"/>
-        <w:rPr>
-          <w:rFonts w:ascii="Avenir Book" w:hAnsi="Avenir Book"/>
-          <w:sz w:val="22"/>
-          <w:szCs w:val="22"/>
-        </w:rPr>
-      </w:pPr>
-    </w:p>
-    <w:p>
-      <w:pPr>
-        <w:spacing w:after="0" w:line="240" w:lineRule="auto"/>
-        <w:rPr>
-          <w:rFonts w:ascii="Avenir Book" w:hAnsi="Avenir Book"/>
-          <w:sz w:val="22"/>
-          <w:szCs w:val="22"/>
-        </w:rPr>
-      </w:pPr>
-      <w:r>
+          <w:sz w:val="20"/>
+          <w:szCs w:val="20"/>
+        </w:rPr>
+      </w:pPr>
+      <w:r>
+        <w:rPr>
+          <w:rFonts w:ascii="Avenir Book" w:hAnsi="Avenir Book"/>
+          <w:sz w:val="20"/>
+          <w:szCs w:val="20"/>
+        </w:rPr>
+        <w:t>Martian</w:t>
+      </w:r>
+    </w:p>
+    <w:p>
+      <w:pPr>
+        <w:spacing w:after="0" w:line="240" w:lineRule="auto"/>
+        <w:rPr>
+          <w:rFonts w:ascii="Avenir Book" w:hAnsi="Avenir Book"/>
+          <w:sz w:val="20"/>
+          <w:szCs w:val="20"/>
+        </w:rPr>
+      </w:pPr>
+    </w:p>
+    <w:p>
+      <w:pPr>
+        <w:spacing w:after="0" w:line="240" w:lineRule="auto"/>
         <w:rPr>
           <w:rFonts w:ascii="Avenir Book" w:hAnsi="Avenir Book"/>
           <w:i/>
           <w:iCs/>
-          <w:sz w:val="22"/>
-          <w:szCs w:val="22"/>
-        </w:rPr>
-        <w:t>Conditions</w:t>
-      </w:r>
-    </w:p>
-    <w:p>
-      <w:pPr>
-        <w:spacing w:after="0" w:line="240" w:lineRule="auto"/>
-        <w:ind w:left="720"/>
-        <w:rPr>
-          <w:rFonts w:ascii="Avenir Book" w:hAnsi="Avenir Book"/>
-          <w:sz w:val="22"/>
-          <w:szCs w:val="22"/>
-        </w:rPr>
-      </w:pPr>
-      <w:r>
-        <w:rPr>
-          <w:rFonts w:ascii="Avenir Book" w:hAnsi="Avenir Book"/>
-          <w:sz w:val="22"/>
-          <w:szCs w:val="22"/>
-        </w:rPr>
-        <w:t xml:space="preserve">There will be two conditions, semantically related and semantically unrelated. </w:t>
-      </w:r>
-      <w:r>
-        <w:rPr>
-          <w:rFonts w:ascii="Avenir Book" w:hAnsi="Avenir Book"/>
-          <w:sz w:val="22"/>
-          <w:szCs w:val="22"/>
-        </w:rPr>
-        <w:t>Additionally, there will be nonword targets used as fillers.</w:t>
-      </w:r>
-    </w:p>
-    <w:p>
-      <w:pPr>
-        <w:spacing w:after="0" w:line="240" w:lineRule="auto"/>
-        <w:ind w:left="720"/>
-        <w:rPr>
-          <w:rFonts w:ascii="Avenir Book" w:hAnsi="Avenir Book"/>
-          <w:sz w:val="22"/>
-          <w:szCs w:val="22"/>
-        </w:rPr>
-      </w:pPr>
-    </w:p>
-    <w:p>
-      <w:pPr>
-        <w:spacing w:after="0" w:line="240" w:lineRule="auto"/>
-        <w:rPr>
-          <w:rFonts w:ascii="Avenir Book" w:hAnsi="Avenir Book"/>
-          <w:sz w:val="22"/>
-          <w:szCs w:val="22"/>
+          <w:sz w:val="20"/>
+          <w:szCs w:val="20"/>
         </w:rPr>
       </w:pPr>
       <w:r>
@@ -277,91 +206,214 @@
           <w:rFonts w:ascii="Avenir Book" w:hAnsi="Avenir Book"/>
           <w:i/>
           <w:iCs/>
-          <w:sz w:val="22"/>
-          <w:szCs w:val="22"/>
-        </w:rPr>
-        <w:t>E</w:t>
-      </w:r>
+          <w:sz w:val="20"/>
+          <w:szCs w:val="20"/>
+        </w:rPr>
+        <w:t>Participants</w:t>
+      </w:r>
+    </w:p>
+    <w:p>
+      <w:pPr>
+        <w:spacing w:after="0" w:line="240" w:lineRule="auto"/>
+        <w:ind w:firstLine="720"/>
+        <w:rPr>
+          <w:rFonts w:ascii="Avenir Book" w:hAnsi="Avenir Book"/>
+          <w:sz w:val="20"/>
+          <w:szCs w:val="20"/>
+        </w:rPr>
+      </w:pPr>
+      <w:r>
+        <w:rPr>
+          <w:rFonts w:ascii="Avenir Book" w:hAnsi="Avenir Book"/>
+          <w:sz w:val="20"/>
+          <w:szCs w:val="20"/>
+        </w:rPr>
+        <w:t>Bilinguals who speak Ma</w:t>
+      </w:r>
+      <w:r>
+        <w:rPr>
+          <w:rFonts w:ascii="Avenir Book" w:hAnsi="Avenir Book"/>
+          <w:sz w:val="20"/>
+          <w:szCs w:val="20"/>
+        </w:rPr>
+        <w:t>rtian</w:t>
+      </w:r>
+      <w:r>
+        <w:rPr>
+          <w:rFonts w:ascii="Avenir Book" w:hAnsi="Avenir Book"/>
+          <w:sz w:val="20"/>
+          <w:szCs w:val="20"/>
+        </w:rPr>
+        <w:t xml:space="preserve"> as their L1 and English as their L2</w:t>
+      </w:r>
+    </w:p>
+    <w:p>
+      <w:pPr>
+        <w:spacing w:after="0" w:line="240" w:lineRule="auto"/>
+        <w:rPr>
+          <w:rFonts w:ascii="Avenir Book" w:hAnsi="Avenir Book"/>
+          <w:sz w:val="20"/>
+          <w:szCs w:val="20"/>
+        </w:rPr>
+      </w:pPr>
+    </w:p>
+    <w:p>
+      <w:pPr>
+        <w:spacing w:after="0" w:line="240" w:lineRule="auto"/>
+        <w:rPr>
+          <w:rFonts w:ascii="Avenir Book" w:hAnsi="Avenir Book"/>
+          <w:sz w:val="20"/>
+          <w:szCs w:val="20"/>
+        </w:rPr>
+      </w:pPr>
       <w:r>
         <w:rPr>
           <w:rFonts w:ascii="Avenir Book" w:hAnsi="Avenir Book"/>
           <w:i/>
           <w:iCs/>
-          <w:sz w:val="22"/>
-          <w:szCs w:val="22"/>
-        </w:rPr>
-        <w:t>xample of stimuli</w:t>
-      </w:r>
-      <w:r>
-        <w:rPr>
-          <w:rFonts w:ascii="Avenir Book" w:hAnsi="Avenir Book"/>
-          <w:sz w:val="22"/>
-          <w:szCs w:val="22"/>
-        </w:rPr>
-        <w:t xml:space="preserve"> (with explanation of steps taken to check for quality)</w:t>
+          <w:sz w:val="20"/>
+          <w:szCs w:val="20"/>
+        </w:rPr>
+        <w:t>Conditions</w:t>
       </w:r>
     </w:p>
     <w:p>
       <w:pPr>
         <w:spacing w:after="0" w:line="240" w:lineRule="auto"/>
         <w:ind w:left="720"/>
+        <w:rPr>
+          <w:rFonts w:ascii="Avenir Book" w:hAnsi="Avenir Book"/>
+          <w:sz w:val="20"/>
+          <w:szCs w:val="20"/>
+        </w:rPr>
+      </w:pPr>
+      <w:r>
+        <w:rPr>
+          <w:rFonts w:ascii="Avenir Book" w:hAnsi="Avenir Book"/>
+          <w:sz w:val="20"/>
+          <w:szCs w:val="20"/>
+        </w:rPr>
+        <w:t xml:space="preserve">There will be two conditions, semantically related and semantically unrelated. </w:t>
+      </w:r>
+      <w:r>
+        <w:rPr>
+          <w:rFonts w:ascii="Avenir Book" w:hAnsi="Avenir Book"/>
+          <w:sz w:val="20"/>
+          <w:szCs w:val="20"/>
+        </w:rPr>
+        <w:t>Additionally, there will be nonword targets used as fillers.</w:t>
+      </w:r>
+    </w:p>
+    <w:p>
+      <w:pPr>
+        <w:spacing w:after="0" w:line="240" w:lineRule="auto"/>
+        <w:ind w:left="720"/>
+        <w:rPr>
+          <w:rFonts w:ascii="Avenir Book" w:hAnsi="Avenir Book"/>
+          <w:sz w:val="20"/>
+          <w:szCs w:val="20"/>
+        </w:rPr>
+      </w:pPr>
+    </w:p>
+    <w:p>
+      <w:pPr>
+        <w:spacing w:after="0" w:line="240" w:lineRule="auto"/>
+        <w:rPr>
+          <w:rFonts w:ascii="Avenir Book" w:hAnsi="Avenir Book"/>
+          <w:sz w:val="20"/>
+          <w:szCs w:val="20"/>
+        </w:rPr>
+      </w:pPr>
+      <w:r>
         <w:rPr>
           <w:rFonts w:ascii="Avenir Book" w:hAnsi="Avenir Book"/>
           <w:i/>
           <w:iCs/>
-          <w:sz w:val="22"/>
-          <w:szCs w:val="22"/>
-        </w:rPr>
-      </w:pPr>
-      <w:r>
-        <w:rPr>
-          <w:rFonts w:ascii="Avenir Book" w:hAnsi="Avenir Book"/>
-          <w:sz w:val="22"/>
-          <w:szCs w:val="22"/>
-        </w:rPr>
-        <w:tab/>
-      </w:r>
-      <w:r>
-        <w:rPr>
-          <w:rFonts w:ascii="Avenir Book" w:hAnsi="Avenir Book"/>
-          <w:sz w:val="22"/>
-          <w:szCs w:val="22"/>
-        </w:rPr>
-        <w:tab/>
-      </w:r>
-      <w:r>
-        <w:rPr>
-          <w:rFonts w:ascii="Avenir Book" w:hAnsi="Avenir Book"/>
-          <w:sz w:val="22"/>
-          <w:szCs w:val="22"/>
-        </w:rPr>
-        <w:tab/>
-      </w:r>
-      <w:r>
-        <w:rPr>
-          <w:rFonts w:ascii="Avenir Book" w:hAnsi="Avenir Book"/>
-          <w:sz w:val="22"/>
-          <w:szCs w:val="22"/>
-        </w:rPr>
-        <w:tab/>
+          <w:sz w:val="20"/>
+          <w:szCs w:val="20"/>
+        </w:rPr>
+        <w:t>E</w:t>
       </w:r>
       <w:r>
         <w:rPr>
           <w:rFonts w:ascii="Avenir Book" w:hAnsi="Avenir Book"/>
           <w:i/>
           <w:iCs/>
-          <w:sz w:val="22"/>
-          <w:szCs w:val="22"/>
-        </w:rPr>
-        <w:tab/>
-      </w:r>
-      <w:r>
+          <w:sz w:val="20"/>
+          <w:szCs w:val="20"/>
+        </w:rPr>
+        <w:t>xample of stimuli</w:t>
+      </w:r>
+      <w:r>
+        <w:rPr>
+          <w:rFonts w:ascii="Avenir Book" w:hAnsi="Avenir Book"/>
+          <w:sz w:val="20"/>
+          <w:szCs w:val="20"/>
+        </w:rPr>
+        <w:t xml:space="preserve"> (with explanation of steps taken to check for quality)</w:t>
+      </w:r>
+    </w:p>
+    <w:p>
+      <w:pPr>
+        <w:spacing w:after="0" w:line="240" w:lineRule="auto"/>
+        <w:ind w:left="720"/>
         <w:rPr>
           <w:rFonts w:ascii="Avenir Book" w:hAnsi="Avenir Book"/>
           <w:i/>
           <w:iCs/>
-          <w:sz w:val="22"/>
-          <w:szCs w:val="22"/>
+          <w:sz w:val="20"/>
+          <w:szCs w:val="20"/>
+        </w:rPr>
+      </w:pPr>
+      <w:r>
+        <w:rPr>
+          <w:rFonts w:ascii="Avenir Book" w:hAnsi="Avenir Book"/>
+          <w:sz w:val="20"/>
+          <w:szCs w:val="20"/>
+        </w:rPr>
+        <w:tab/>
+      </w:r>
+      <w:r>
+        <w:rPr>
+          <w:rFonts w:ascii="Avenir Book" w:hAnsi="Avenir Book"/>
+          <w:sz w:val="20"/>
+          <w:szCs w:val="20"/>
+        </w:rPr>
+        <w:tab/>
+      </w:r>
+      <w:r>
+        <w:rPr>
+          <w:rFonts w:ascii="Avenir Book" w:hAnsi="Avenir Book"/>
+          <w:sz w:val="20"/>
+          <w:szCs w:val="20"/>
+        </w:rPr>
+        <w:tab/>
+      </w:r>
+      <w:r>
+        <w:rPr>
+          <w:rFonts w:ascii="Avenir Book" w:hAnsi="Avenir Book"/>
+          <w:sz w:val="20"/>
+          <w:szCs w:val="20"/>
+        </w:rPr>
+        <w:tab/>
+      </w:r>
+      <w:r>
+        <w:rPr>
+          <w:rFonts w:ascii="Avenir Book" w:hAnsi="Avenir Book"/>
+          <w:i/>
+          <w:iCs/>
+          <w:sz w:val="20"/>
+          <w:szCs w:val="20"/>
+        </w:rPr>
+        <w:tab/>
+      </w:r>
+      <w:r>
+        <w:rPr>
+          <w:rFonts w:ascii="Avenir Book" w:hAnsi="Avenir Book"/>
+          <w:i/>
+          <w:iCs/>
+          <w:sz w:val="20"/>
+          <w:szCs w:val="20"/>
         </w:rPr>
         <w:tab/>
       </w:r>
@@ -387,8 +439,8 @@
             <w:pPr>
               <w:rPr>
                 <w:rFonts w:ascii="Avenir Book" w:hAnsi="Avenir Book"/>
-                <w:sz w:val="22"/>
-                <w:szCs w:val="22"/>
+                <w:sz w:val="20"/>
+                <w:szCs w:val="20"/>
               </w:rPr>
             </w:pPr>
           </w:p>
@@ -401,8 +453,8 @@
             <w:pPr>
               <w:rPr>
                 <w:rFonts w:ascii="Avenir Book" w:hAnsi="Avenir Book"/>
-                <w:sz w:val="22"/>
-                <w:szCs w:val="22"/>
+                <w:sz w:val="20"/>
+                <w:szCs w:val="20"/>
               </w:rPr>
             </w:pPr>
             <w:r>
@@ -410,8 +462,8 @@
                 <w:rFonts w:ascii="Avenir Book" w:hAnsi="Avenir Book"/>
                 <w:i/>
                 <w:iCs/>
-                <w:sz w:val="22"/>
-                <w:szCs w:val="22"/>
+                <w:sz w:val="20"/>
+                <w:szCs w:val="20"/>
               </w:rPr>
               <w:t>Prime</w:t>
             </w:r>
@@ -425,8 +477,8 @@
             <w:pPr>
               <w:rPr>
                 <w:rFonts w:ascii="Avenir Book" w:hAnsi="Avenir Book"/>
-                <w:sz w:val="22"/>
-                <w:szCs w:val="22"/>
+                <w:sz w:val="20"/>
+                <w:szCs w:val="20"/>
               </w:rPr>
             </w:pPr>
             <w:r>
@@ -434,8 +486,8 @@
                 <w:rFonts w:ascii="Avenir Book" w:hAnsi="Avenir Book"/>
                 <w:i/>
                 <w:iCs/>
-                <w:sz w:val="22"/>
-                <w:szCs w:val="22"/>
+                <w:sz w:val="20"/>
+                <w:szCs w:val="20"/>
               </w:rPr>
               <w:t>Target</w:t>
             </w:r>
@@ -451,15 +503,15 @@
             <w:pPr>
               <w:rPr>
                 <w:rFonts w:ascii="Avenir Book" w:hAnsi="Avenir Book"/>
-                <w:sz w:val="22"/>
-                <w:szCs w:val="22"/>
+                <w:sz w:val="20"/>
+                <w:szCs w:val="20"/>
               </w:rPr>
             </w:pPr>
             <w:r>
               <w:rPr>
                 <w:rFonts w:ascii="Avenir Book" w:hAnsi="Avenir Book"/>
-                <w:sz w:val="22"/>
-                <w:szCs w:val="22"/>
+                <w:sz w:val="20"/>
+                <w:szCs w:val="20"/>
               </w:rPr>
               <w:t>Semantically related</w:t>
             </w:r>
@@ -473,15 +525,15 @@
             <w:pPr>
               <w:rPr>
                 <w:rFonts w:ascii="Avenir Book" w:hAnsi="Avenir Book"/>
-                <w:sz w:val="22"/>
-                <w:szCs w:val="22"/>
+                <w:sz w:val="20"/>
+                <w:szCs w:val="20"/>
               </w:rPr>
             </w:pPr>
             <w:r>
               <w:rPr>
                 <w:rFonts w:ascii="Avenir Book" w:hAnsi="Avenir Book"/>
-                <w:sz w:val="22"/>
-                <w:szCs w:val="22"/>
+                <w:sz w:val="20"/>
+                <w:szCs w:val="20"/>
               </w:rPr>
               <w:t>desk</w:t>
             </w:r>
@@ -495,15 +547,15 @@
             <w:pPr>
               <w:rPr>
                 <w:rFonts w:ascii="Avenir Book" w:hAnsi="Avenir Book"/>
-                <w:sz w:val="22"/>
-                <w:szCs w:val="22"/>
+                <w:sz w:val="20"/>
+                <w:szCs w:val="20"/>
               </w:rPr>
             </w:pPr>
             <w:r>
               <w:rPr>
                 <w:rFonts w:ascii="Avenir Book" w:hAnsi="Avenir Book"/>
-                <w:sz w:val="22"/>
-                <w:szCs w:val="22"/>
+                <w:sz w:val="20"/>
+                <w:szCs w:val="20"/>
               </w:rPr>
               <w:t>chair</w:t>
             </w:r>
@@ -519,15 +571,15 @@
             <w:pPr>
               <w:rPr>
                 <w:rFonts w:ascii="Avenir Book" w:hAnsi="Avenir Book"/>
-                <w:sz w:val="22"/>
-                <w:szCs w:val="22"/>
+                <w:sz w:val="20"/>
+                <w:szCs w:val="20"/>
               </w:rPr>
             </w:pPr>
             <w:r>
               <w:rPr>
                 <w:rFonts w:ascii="Avenir Book" w:hAnsi="Avenir Book"/>
-                <w:sz w:val="22"/>
-                <w:szCs w:val="22"/>
+                <w:sz w:val="20"/>
+                <w:szCs w:val="20"/>
               </w:rPr>
               <w:t>Semantically unrelated</w:t>
             </w:r>
@@ -541,15 +593,15 @@
             <w:pPr>
               <w:rPr>
                 <w:rFonts w:ascii="Avenir Book" w:hAnsi="Avenir Book"/>
-                <w:sz w:val="22"/>
-                <w:szCs w:val="22"/>
+                <w:sz w:val="20"/>
+                <w:szCs w:val="20"/>
               </w:rPr>
             </w:pPr>
             <w:r>
               <w:rPr>
                 <w:rFonts w:ascii="Avenir Book" w:hAnsi="Avenir Book"/>
-                <w:sz w:val="22"/>
-                <w:szCs w:val="22"/>
+                <w:sz w:val="20"/>
+                <w:szCs w:val="20"/>
               </w:rPr>
               <w:t>road</w:t>
             </w:r>
@@ -563,15 +615,15 @@
             <w:pPr>
               <w:rPr>
                 <w:rFonts w:ascii="Avenir Book" w:hAnsi="Avenir Book"/>
-                <w:sz w:val="22"/>
-                <w:szCs w:val="22"/>
+                <w:sz w:val="20"/>
+                <w:szCs w:val="20"/>
               </w:rPr>
             </w:pPr>
             <w:r>
               <w:rPr>
                 <w:rFonts w:ascii="Avenir Book" w:hAnsi="Avenir Book"/>
-                <w:sz w:val="22"/>
-                <w:szCs w:val="22"/>
+                <w:sz w:val="20"/>
+                <w:szCs w:val="20"/>
               </w:rPr>
               <w:t>chair</w:t>
             </w:r>
@@ -587,15 +639,15 @@
             <w:pPr>
               <w:rPr>
                 <w:rFonts w:ascii="Avenir Book" w:hAnsi="Avenir Book"/>
-                <w:sz w:val="22"/>
-                <w:szCs w:val="22"/>
+                <w:sz w:val="20"/>
+                <w:szCs w:val="20"/>
               </w:rPr>
             </w:pPr>
             <w:r>
               <w:rPr>
                 <w:rFonts w:ascii="Avenir Book" w:hAnsi="Avenir Book"/>
-                <w:sz w:val="22"/>
-                <w:szCs w:val="22"/>
+                <w:sz w:val="20"/>
+                <w:szCs w:val="20"/>
               </w:rPr>
               <w:t>Nonwords</w:t>
             </w:r>
@@ -609,15 +661,15 @@
             <w:pPr>
               <w:rPr>
                 <w:rFonts w:ascii="Avenir Book" w:hAnsi="Avenir Book"/>
-                <w:sz w:val="22"/>
-                <w:szCs w:val="22"/>
+                <w:sz w:val="20"/>
+                <w:szCs w:val="20"/>
               </w:rPr>
             </w:pPr>
             <w:r>
               <w:rPr>
                 <w:rFonts w:ascii="Avenir Book" w:hAnsi="Avenir Book"/>
-                <w:sz w:val="22"/>
-                <w:szCs w:val="22"/>
+                <w:sz w:val="20"/>
+                <w:szCs w:val="20"/>
               </w:rPr>
               <w:t>book</w:t>
             </w:r>
@@ -631,16 +683,16 @@
             <w:pPr>
               <w:rPr>
                 <w:rFonts w:ascii="Avenir Book" w:hAnsi="Avenir Book"/>
-                <w:sz w:val="22"/>
-                <w:szCs w:val="22"/>
+                <w:sz w:val="20"/>
+                <w:szCs w:val="20"/>
               </w:rPr>
             </w:pPr>
             <w:proofErr w:type="spellStart"/>
             <w:r>
               <w:rPr>
                 <w:rFonts w:ascii="Avenir Book" w:hAnsi="Avenir Book"/>
-                <w:sz w:val="22"/>
-                <w:szCs w:val="22"/>
+                <w:sz w:val="20"/>
+                <w:szCs w:val="20"/>
               </w:rPr>
               <w:t>schoom</w:t>
             </w:r>
@@ -656,8 +708,8 @@
           <w:rFonts w:ascii="Avenir Book" w:hAnsi="Avenir Book"/>
           <w:i/>
           <w:iCs/>
-          <w:sz w:val="22"/>
-          <w:szCs w:val="22"/>
+          <w:sz w:val="20"/>
+          <w:szCs w:val="20"/>
         </w:rPr>
       </w:pPr>
     </w:p>
@@ -667,167 +719,167 @@
         <w:ind w:left="720"/>
         <w:rPr>
           <w:rFonts w:ascii="Avenir Book" w:hAnsi="Avenir Book"/>
-          <w:sz w:val="22"/>
-          <w:szCs w:val="22"/>
-        </w:rPr>
-      </w:pPr>
-      <w:r>
-        <w:rPr>
-          <w:rFonts w:ascii="Avenir Book" w:hAnsi="Avenir Book"/>
-          <w:sz w:val="22"/>
-          <w:szCs w:val="22"/>
+          <w:sz w:val="20"/>
+          <w:szCs w:val="20"/>
+        </w:rPr>
+      </w:pPr>
+      <w:r>
+        <w:rPr>
+          <w:rFonts w:ascii="Avenir Book" w:hAnsi="Avenir Book"/>
+          <w:sz w:val="20"/>
+          <w:szCs w:val="20"/>
         </w:rPr>
         <w:t xml:space="preserve">Words will all be </w:t>
       </w:r>
       <w:r>
         <w:rPr>
           <w:rFonts w:ascii="Avenir Book" w:hAnsi="Avenir Book"/>
-          <w:sz w:val="22"/>
-          <w:szCs w:val="22"/>
+          <w:sz w:val="20"/>
+          <w:szCs w:val="20"/>
         </w:rPr>
         <w:t xml:space="preserve">nouns between </w:t>
       </w:r>
       <w:r>
         <w:rPr>
           <w:rFonts w:ascii="Avenir Book" w:hAnsi="Avenir Book"/>
-          <w:sz w:val="22"/>
-          <w:szCs w:val="22"/>
+          <w:sz w:val="20"/>
+          <w:szCs w:val="20"/>
         </w:rPr>
         <w:t>10</w:t>
       </w:r>
       <w:r>
         <w:rPr>
           <w:rFonts w:ascii="Avenir Book" w:hAnsi="Avenir Book"/>
-          <w:sz w:val="22"/>
-          <w:szCs w:val="22"/>
+          <w:sz w:val="20"/>
+          <w:szCs w:val="20"/>
         </w:rPr>
         <w:t xml:space="preserve"> and </w:t>
       </w:r>
       <w:r>
         <w:rPr>
           <w:rFonts w:ascii="Avenir Book" w:hAnsi="Avenir Book"/>
-          <w:sz w:val="22"/>
-          <w:szCs w:val="22"/>
+          <w:sz w:val="20"/>
+          <w:szCs w:val="20"/>
         </w:rPr>
         <w:t>100</w:t>
       </w:r>
       <w:r>
         <w:rPr>
           <w:rFonts w:ascii="Avenir Book" w:hAnsi="Avenir Book"/>
-          <w:sz w:val="22"/>
-          <w:szCs w:val="22"/>
+          <w:sz w:val="20"/>
+          <w:szCs w:val="20"/>
         </w:rPr>
         <w:t xml:space="preserve"> letters long. They will all be balanced</w:t>
       </w:r>
       <w:r>
         <w:rPr>
           <w:rFonts w:ascii="Avenir Book" w:hAnsi="Avenir Book"/>
-          <w:sz w:val="22"/>
-          <w:szCs w:val="22"/>
+          <w:sz w:val="20"/>
+          <w:szCs w:val="20"/>
         </w:rPr>
         <w:t xml:space="preserve"> for frequency </w:t>
       </w:r>
       <w:r>
         <w:rPr>
           <w:rFonts w:ascii="Avenir Book" w:hAnsi="Avenir Book"/>
-          <w:sz w:val="22"/>
-          <w:szCs w:val="22"/>
+          <w:sz w:val="20"/>
+          <w:szCs w:val="20"/>
         </w:rPr>
         <w:t>using</w:t>
       </w:r>
       <w:r>
         <w:rPr>
           <w:rFonts w:ascii="Avenir Book" w:hAnsi="Avenir Book"/>
-          <w:sz w:val="22"/>
-          <w:szCs w:val="22"/>
+          <w:sz w:val="20"/>
+          <w:szCs w:val="20"/>
         </w:rPr>
         <w:t xml:space="preserve"> the </w:t>
       </w:r>
       <w:r>
         <w:rPr>
           <w:rFonts w:ascii="Avenir Book" w:hAnsi="Avenir Book"/>
-          <w:sz w:val="22"/>
-          <w:szCs w:val="22"/>
+          <w:sz w:val="20"/>
+          <w:szCs w:val="20"/>
         </w:rPr>
         <w:t>Martian</w:t>
       </w:r>
       <w:r>
         <w:rPr>
           <w:rFonts w:ascii="Avenir Book" w:hAnsi="Avenir Book"/>
-          <w:sz w:val="22"/>
-          <w:szCs w:val="22"/>
+          <w:sz w:val="20"/>
+          <w:szCs w:val="20"/>
         </w:rPr>
         <w:t xml:space="preserve"> corpus</w:t>
       </w:r>
       <w:r>
         <w:rPr>
           <w:rFonts w:ascii="Avenir Book" w:hAnsi="Avenir Book"/>
-          <w:sz w:val="22"/>
-          <w:szCs w:val="22"/>
+          <w:sz w:val="20"/>
+          <w:szCs w:val="20"/>
         </w:rPr>
         <w:t xml:space="preserve"> and will be selected from among the most frequent </w:t>
       </w:r>
       <w:r>
         <w:rPr>
           <w:rFonts w:ascii="Avenir Book" w:hAnsi="Avenir Book"/>
-          <w:sz w:val="22"/>
-          <w:szCs w:val="22"/>
+          <w:sz w:val="20"/>
+          <w:szCs w:val="20"/>
         </w:rPr>
         <w:t>0</w:t>
       </w:r>
       <w:r>
         <w:rPr>
           <w:rFonts w:ascii="Avenir Book" w:hAnsi="Avenir Book"/>
-          <w:sz w:val="22"/>
-          <w:szCs w:val="22"/>
+          <w:sz w:val="20"/>
+          <w:szCs w:val="20"/>
         </w:rPr>
         <w:t>-</w:t>
       </w:r>
       <w:r>
         <w:rPr>
           <w:rFonts w:ascii="Avenir Book" w:hAnsi="Avenir Book"/>
-          <w:sz w:val="22"/>
-          <w:szCs w:val="22"/>
+          <w:sz w:val="20"/>
+          <w:szCs w:val="20"/>
         </w:rPr>
         <w:t>10000000000</w:t>
       </w:r>
       <w:r>
         <w:rPr>
           <w:rFonts w:ascii="Avenir Book" w:hAnsi="Avenir Book"/>
-          <w:sz w:val="22"/>
-          <w:szCs w:val="22"/>
+          <w:sz w:val="20"/>
+          <w:szCs w:val="20"/>
         </w:rPr>
         <w:t xml:space="preserve"> words</w:t>
       </w:r>
       <w:r>
         <w:rPr>
           <w:rFonts w:ascii="Avenir Book" w:hAnsi="Avenir Book"/>
-          <w:sz w:val="22"/>
-          <w:szCs w:val="22"/>
+          <w:sz w:val="20"/>
+          <w:szCs w:val="20"/>
         </w:rPr>
         <w:t>.</w:t>
       </w:r>
       <w:r>
         <w:rPr>
           <w:rFonts w:ascii="Avenir Book" w:hAnsi="Avenir Book"/>
-          <w:sz w:val="22"/>
-          <w:szCs w:val="22"/>
+          <w:sz w:val="20"/>
+          <w:szCs w:val="20"/>
         </w:rPr>
         <w:t xml:space="preserve"> </w:t>
       </w:r>
       <w:r>
         <w:rPr>
           <w:rFonts w:ascii="Avenir Book" w:hAnsi="Avenir Book"/>
-          <w:sz w:val="22"/>
-          <w:szCs w:val="22"/>
+          <w:sz w:val="20"/>
+          <w:szCs w:val="20"/>
         </w:rPr>
         <w:t xml:space="preserve">Nonwords will be </w:t>
       </w:r>
       <w:r>
         <w:rPr>
           <w:rFonts w:ascii="Avenir Book" w:hAnsi="Avenir Book"/>
-          <w:sz w:val="22"/>
-          <w:szCs w:val="22"/>
+          <w:sz w:val="20"/>
+          <w:szCs w:val="20"/>
         </w:rPr>
         <w:t>completely made up and we will avoid stupid mistakes. (Note: this is all meant to be silly and way too vague, but I don’t want to tell you what to write.)</w:t>
       </w:r>
@@ -839,8 +891,8 @@
           <w:rFonts w:ascii="Avenir Book" w:hAnsi="Avenir Book"/>
           <w:i/>
           <w:iCs/>
-          <w:sz w:val="22"/>
-          <w:szCs w:val="22"/>
+          <w:sz w:val="20"/>
+          <w:szCs w:val="20"/>
         </w:rPr>
       </w:pPr>
     </w:p>
@@ -851,8 +903,8 @@
           <w:rFonts w:ascii="Avenir Book" w:hAnsi="Avenir Book"/>
           <w:i/>
           <w:iCs/>
-          <w:sz w:val="22"/>
-          <w:szCs w:val="22"/>
+          <w:sz w:val="20"/>
+          <w:szCs w:val="20"/>
         </w:rPr>
       </w:pPr>
       <w:r>
@@ -860,8 +912,8 @@
           <w:rFonts w:ascii="Avenir Book" w:hAnsi="Avenir Book"/>
           <w:i/>
           <w:iCs/>
-          <w:sz w:val="22"/>
-          <w:szCs w:val="22"/>
+          <w:sz w:val="20"/>
+          <w:szCs w:val="20"/>
         </w:rPr>
         <w:t>Presentation</w:t>
       </w:r>
@@ -872,15 +924,15 @@
         <w:ind w:firstLine="720"/>
         <w:rPr>
           <w:rFonts w:ascii="Avenir Book" w:hAnsi="Avenir Book"/>
-          <w:sz w:val="22"/>
-          <w:szCs w:val="22"/>
-        </w:rPr>
-      </w:pPr>
-      <w:r>
-        <w:rPr>
-          <w:rFonts w:ascii="Avenir Book" w:hAnsi="Avenir Book"/>
-          <w:sz w:val="22"/>
-          <w:szCs w:val="22"/>
+          <w:sz w:val="20"/>
+          <w:szCs w:val="20"/>
+        </w:rPr>
+      </w:pPr>
+      <w:r>
+        <w:rPr>
+          <w:rFonts w:ascii="Avenir Book" w:hAnsi="Avenir Book"/>
+          <w:sz w:val="20"/>
+          <w:szCs w:val="20"/>
         </w:rPr>
         <w:t>Paired priming</w:t>
       </w:r>
@@ -890,8 +942,8 @@
         <w:spacing w:after="0" w:line="240" w:lineRule="auto"/>
         <w:rPr>
           <w:rFonts w:ascii="Avenir Book" w:hAnsi="Avenir Book"/>
-          <w:sz w:val="22"/>
-          <w:szCs w:val="22"/>
+          <w:sz w:val="20"/>
+          <w:szCs w:val="20"/>
         </w:rPr>
       </w:pPr>
     </w:p>
@@ -902,8 +954,8 @@
           <w:rFonts w:ascii="Avenir Book" w:hAnsi="Avenir Book"/>
           <w:i/>
           <w:iCs/>
-          <w:sz w:val="22"/>
-          <w:szCs w:val="22"/>
+          <w:sz w:val="20"/>
+          <w:szCs w:val="20"/>
         </w:rPr>
       </w:pPr>
       <w:r>
@@ -911,8 +963,8 @@
           <w:rFonts w:ascii="Avenir Book" w:hAnsi="Avenir Book"/>
           <w:i/>
           <w:iCs/>
-          <w:sz w:val="22"/>
-          <w:szCs w:val="22"/>
+          <w:sz w:val="20"/>
+          <w:szCs w:val="20"/>
         </w:rPr>
         <w:t>Task</w:t>
       </w:r>
@@ -923,15 +975,15 @@
         <w:ind w:firstLine="720"/>
         <w:rPr>
           <w:rFonts w:ascii="Avenir Book" w:hAnsi="Avenir Book"/>
-          <w:sz w:val="22"/>
-          <w:szCs w:val="22"/>
-        </w:rPr>
-      </w:pPr>
-      <w:r>
-        <w:rPr>
-          <w:rFonts w:ascii="Avenir Book" w:hAnsi="Avenir Book"/>
-          <w:sz w:val="22"/>
-          <w:szCs w:val="22"/>
+          <w:sz w:val="20"/>
+          <w:szCs w:val="20"/>
+        </w:rPr>
+      </w:pPr>
+      <w:r>
+        <w:rPr>
+          <w:rFonts w:ascii="Avenir Book" w:hAnsi="Avenir Book"/>
+          <w:sz w:val="20"/>
+          <w:szCs w:val="20"/>
         </w:rPr>
         <w:t>Lexical Decision</w:t>
       </w:r>
@@ -941,8 +993,8 @@
         <w:spacing w:after="0" w:line="240" w:lineRule="auto"/>
         <w:rPr>
           <w:rFonts w:ascii="Avenir Book" w:hAnsi="Avenir Book"/>
-          <w:sz w:val="22"/>
-          <w:szCs w:val="22"/>
+          <w:sz w:val="20"/>
+          <w:szCs w:val="20"/>
         </w:rPr>
       </w:pPr>
     </w:p>
@@ -953,8 +1005,8 @@
           <w:rFonts w:ascii="Avenir Book" w:hAnsi="Avenir Book"/>
           <w:i/>
           <w:iCs/>
-          <w:sz w:val="22"/>
-          <w:szCs w:val="22"/>
+          <w:sz w:val="20"/>
+          <w:szCs w:val="20"/>
         </w:rPr>
       </w:pPr>
       <w:r>
@@ -962,8 +1014,8 @@
           <w:rFonts w:ascii="Avenir Book" w:hAnsi="Avenir Book"/>
           <w:i/>
           <w:iCs/>
-          <w:sz w:val="22"/>
-          <w:szCs w:val="22"/>
+          <w:sz w:val="20"/>
+          <w:szCs w:val="20"/>
         </w:rPr>
         <w:t>Predicted Results</w:t>
       </w:r>
@@ -974,31 +1026,31 @@
         <w:ind w:left="720"/>
         <w:rPr>
           <w:rFonts w:ascii="Avenir Book" w:hAnsi="Avenir Book"/>
-          <w:sz w:val="22"/>
-          <w:szCs w:val="22"/>
-        </w:rPr>
-      </w:pPr>
-      <w:r>
-        <w:rPr>
-          <w:rFonts w:ascii="Avenir Book" w:hAnsi="Avenir Book"/>
-          <w:sz w:val="22"/>
-          <w:szCs w:val="22"/>
+          <w:sz w:val="20"/>
+          <w:szCs w:val="20"/>
+        </w:rPr>
+      </w:pPr>
+      <w:r>
+        <w:rPr>
+          <w:rFonts w:ascii="Avenir Book" w:hAnsi="Avenir Book"/>
+          <w:sz w:val="20"/>
+          <w:szCs w:val="20"/>
         </w:rPr>
         <w:t>People</w:t>
       </w:r>
       <w:r>
         <w:rPr>
           <w:rFonts w:ascii="Avenir Book" w:hAnsi="Avenir Book"/>
-          <w:sz w:val="22"/>
-          <w:szCs w:val="22"/>
+          <w:sz w:val="20"/>
+          <w:szCs w:val="20"/>
         </w:rPr>
         <w:t xml:space="preserve"> (Martians?)</w:t>
       </w:r>
       <w:r>
         <w:rPr>
           <w:rFonts w:ascii="Avenir Book" w:hAnsi="Avenir Book"/>
-          <w:sz w:val="22"/>
-          <w:szCs w:val="22"/>
+          <w:sz w:val="20"/>
+          <w:szCs w:val="20"/>
         </w:rPr>
         <w:t xml:space="preserve"> will recognize real words faster in the related condition than in the unrelated condition.</w:t>
       </w:r>
@@ -1007,10 +1059,16 @@
       <w:pPr>
         <w:spacing w:after="0" w:line="240" w:lineRule="auto"/>
         <w:jc w:val="center"/>
+        <w:rPr>
+          <w:sz w:val="20"/>
+          <w:szCs w:val="20"/>
+        </w:rPr>
       </w:pPr>
       <w:r>
         <w:rPr>
           <w:noProof/>
+          <w:sz w:val="20"/>
+          <w:szCs w:val="20"/>
         </w:rPr>
         <w:drawing>
           <wp:inline distT="0" distB="0" distL="0" distR="0">
